--- a/Bonkhead-GDD.docx
+++ b/Bonkhead-GDD.docx
@@ -5814,7 +5814,18 @@
         </w:numPr>
       </w:pPr>
       <w:r>
-        <w:t>Arma Principal: Gran hacha de batalla de doble hoja con filos de energía azul.</w:t>
+        <w:t xml:space="preserve">Arma Principal: </w:t>
+      </w:r>
+      <w:r>
+        <w:t xml:space="preserve">Pistola de energía azul de diseño compacto y estilo </w:t>
+      </w:r>
+      <w:proofErr w:type="spellStart"/>
+      <w:r>
+        <w:t>retro-futurista</w:t>
+      </w:r>
+      <w:proofErr w:type="spellEnd"/>
+      <w:r>
+        <w:t>. Dispara proyectiles rectos en la dirección hacia la que mira el personaje.</w:t>
       </w:r>
     </w:p>
     <w:p>
@@ -5825,17 +5836,18 @@
         </w:numPr>
       </w:pPr>
       <w:r>
-        <w:t xml:space="preserve">Animaciones Clave: Idle (respiración), correr, salto, </w:t>
-      </w:r>
-      <w:r>
-        <w:rPr>
-          <w:i/>
-          <w:iCs/>
-        </w:rPr>
+        <w:t xml:space="preserve">Animaciones Clave: </w:t>
+      </w:r>
+      <w:r>
+        <w:t xml:space="preserve">Idle (respiración), correr, salto, </w:t>
+      </w:r>
+      <w:proofErr w:type="spellStart"/>
+      <w:r>
         <w:t>dash</w:t>
       </w:r>
-      <w:r>
-        <w:t>, agarre de pared, daño recibido y ataque melé con hacha (reemplaza "disparar").</w:t>
+      <w:proofErr w:type="spellEnd"/>
+      <w:r>
+        <w:t>, agarre de pared, daño recibido y disparo con pistola (incluye leve retroceso visual para reforzar el impacto del tiro).</w:t>
       </w:r>
     </w:p>
     <w:p>
@@ -5876,23 +5888,22 @@
         <w:t>Paletas Distintivas: Uso de esquemas de colores específicos para cada arquetipo (ej. verde/púrpura para unidades mecánicas, rosa/azul para enemigos rápidos) para ayudar al jugador a identificar patrones de ataque rápidamente.</w:t>
       </w:r>
     </w:p>
-    <w:p>
-      <w:pPr>
-        <w:ind w:left="720"/>
-      </w:pPr>
-    </w:p>
-    <w:p>
-      <w:pPr>
-        <w:rPr>
-          <w:b/>
-          <w:bCs/>
-        </w:rPr>
-      </w:pPr>
-      <w:r>
-        <w:rPr>
-          <w:b/>
-          <w:bCs/>
-        </w:rPr>
+    <w:p/>
+    <w:p/>
+    <w:p/>
+    <w:p>
+      <w:pPr>
+        <w:rPr>
+          <w:b/>
+          <w:bCs/>
+        </w:rPr>
+      </w:pPr>
+      <w:r>
+        <w:rPr>
+          <w:b/>
+          <w:bCs/>
+        </w:rPr>
+        <w:lastRenderedPageBreak/>
         <w:t>9.4 UI y HUD</w:t>
       </w:r>
     </w:p>
@@ -5924,7 +5935,6 @@
         </w:numPr>
       </w:pPr>
       <w:r>
-        <w:lastRenderedPageBreak/>
         <w:t>Indicador de paquetes de vidas (cabeza del personaje o estrellas)</w:t>
       </w:r>
     </w:p>
@@ -6191,21 +6201,17 @@
     </w:p>
     <w:p>
       <w:pPr>
-        <w:ind w:left="720"/>
-      </w:pPr>
-    </w:p>
-    <w:p>
-      <w:pPr>
-        <w:rPr>
-          <w:b/>
-          <w:bCs/>
-        </w:rPr>
-      </w:pPr>
-      <w:r>
-        <w:rPr>
-          <w:b/>
-          <w:bCs/>
-        </w:rPr>
+        <w:rPr>
+          <w:b/>
+          <w:bCs/>
+        </w:rPr>
+      </w:pPr>
+      <w:r>
+        <w:rPr>
+          <w:b/>
+          <w:bCs/>
+        </w:rPr>
+        <w:lastRenderedPageBreak/>
         <w:t xml:space="preserve">10.3 </w:t>
       </w:r>
       <w:r>
@@ -6233,7 +6239,6 @@
           <w:b/>
           <w:bCs/>
         </w:rPr>
-        <w:lastRenderedPageBreak/>
         <w:t>Jugador:</w:t>
       </w:r>
       <w:r>
@@ -6509,6 +6514,9 @@
       </w:r>
       <w:r>
         <w:br/>
+      </w:r>
+      <w:r>
+        <w:lastRenderedPageBreak/>
         <w:t>Este sistema mantiene el enfoque retro del juego, reforzando la exploración y el descubrimiento como parte de la experiencia.</w:t>
       </w:r>
       <w:bookmarkStart w:id="11" w:name="Menús_e_Interfaz_General"/>
@@ -6525,7 +6533,6 @@
           <w:b/>
           <w:bCs/>
         </w:rPr>
-        <w:lastRenderedPageBreak/>
         <w:t>1</w:t>
       </w:r>
       <w:r>
@@ -6980,7 +6987,6 @@
     </w:tbl>
     <w:p/>
     <w:p/>
-    <w:p/>
     <w:p>
       <w:pPr>
         <w:rPr>
@@ -7492,15 +7498,7 @@
         <w:t xml:space="preserve">Responsabilidades: </w:t>
       </w:r>
       <w:r>
-        <w:t xml:space="preserve">acá deben ir los datos de licencias o de donde obtuvieron son </w:t>
-      </w:r>
-      <w:proofErr w:type="spellStart"/>
-      <w:r>
-        <w:t>assets</w:t>
-      </w:r>
-      <w:proofErr w:type="spellEnd"/>
-      <w:r>
-        <w:t xml:space="preserve"> – música-etc.</w:t>
+        <w:t>acá deben ir los datos de licencias o de donde obtuvieron son assets – música-etc.</w:t>
       </w:r>
     </w:p>
     <w:p>
@@ -8028,27 +8026,7 @@
           <w:lang w:eastAsia="es-AR"/>
           <w14:ligatures w14:val="none"/>
         </w:rPr>
-        <w:t xml:space="preserve"> El botón "Resume" del menú principal seguirá activo, pero funcionará exactamente igual que "</w:t>
-      </w:r>
-      <w:proofErr w:type="spellStart"/>
-      <w:r>
-        <w:rPr>
-          <w:rFonts w:eastAsia="Times New Roman" w:cs="Times New Roman"/>
-          <w:kern w:val="0"/>
-          <w:lang w:eastAsia="es-AR"/>
-          <w14:ligatures w14:val="none"/>
-        </w:rPr>
-        <w:t>Restart</w:t>
-      </w:r>
-      <w:proofErr w:type="spellEnd"/>
-      <w:r>
-        <w:rPr>
-          <w:rFonts w:eastAsia="Times New Roman" w:cs="Times New Roman"/>
-          <w:kern w:val="0"/>
-          <w:lang w:eastAsia="es-AR"/>
-          <w14:ligatures w14:val="none"/>
-        </w:rPr>
-        <w:t xml:space="preserve"> Level" (Inicia el nivel desde cero con 3 vidas y 0 puntos).</w:t>
+        <w:t xml:space="preserve"> El botón "Resume" del menú principal seguirá activo, pero funcionará exactamente igual que "Restart Level" (Inicia el nivel desde cero con 3 vidas y 0 puntos).</w:t>
       </w:r>
     </w:p>
     <w:p>
@@ -8200,9 +8178,6 @@
       </w:r>
     </w:p>
     <w:p/>
-    <w:p/>
-    <w:p/>
-    <w:p/>
     <w:p>
       <w:pPr>
         <w:rPr>
@@ -8216,7 +8191,6 @@
           <w:b/>
           <w:bCs/>
         </w:rPr>
-        <w:lastRenderedPageBreak/>
         <w:t>1</w:t>
       </w:r>
       <w:r>
@@ -8297,6 +8271,7 @@
         </w:numPr>
       </w:pPr>
       <w:r>
+        <w:lastRenderedPageBreak/>
         <w:t xml:space="preserve">Lenguaje de scripting: </w:t>
       </w:r>
       <w:proofErr w:type="spellStart"/>
